--- a/POPUP_HANDLING.docx
+++ b/POPUP_HANDLING.docx
@@ -524,7 +524,7 @@
               <w:jc w:val="left"/>
             </w:pPr>
             <w:r>
-              <w:t xml:space="preserve">Blank Template</w:t>
+              <w:t xml:space="preserve">Blank_Template.qbw (QB21_Blank_Template)</w:t>
             </w:r>
           </w:p>
         </w:tc>
